--- a/03_Outputs/final scripts/pt/Module 4/4.1.0-pt.docx
+++ b/03_Outputs/final scripts/pt/Module 4/4.1.0-pt.docx
@@ -29,7 +29,7 @@
     </w:p>
     <w:p>
       <w:r>
-        <w:t xml:space="preserve">Para atrair financiamentos essenciais, os projetos precisam ser realmente viáveis—mostrando fluxos de caixa previsíveis, estruturas financeiras robustas e conformidade com padrões técnicos, legais e sociais. Superar os altos custos de capital, a incerteza regulatória e as lacunas de infraestrutura é fundamental, especialmente em economias emergentes.  </w:t>
+        <w:t xml:space="preserve">Para atrair financiamentos essenciais, os projetos precisam ser realmente viáveis—mostrando fluxos de caixa previsíveis, estruturas financeiras robustas e conformidade com padrões técnicos, legais e sociais. Superar altos custos de capital, incertezas regulatórias e lacunas na infraestrutura é fundamental, especialmente em economias emergentes.  </w:t>
       </w:r>
     </w:p>
     <w:p>

--- a/03_Outputs/final scripts/pt/Module 4/4.1.0-pt.docx
+++ b/03_Outputs/final scripts/pt/Module 4/4.1.0-pt.docx
@@ -19,7 +19,7 @@
     </w:p>
     <w:p>
       <w:r>
-        <w:t xml:space="preserve">Ao mesmo tempo, os mercados de energia renovável estão se transformando rapidamente. Até 2030, quase metade da matriz energética global deve vir de fontes renováveis, impulsionada pela redução dos custos tecnológicos, políticas inteligentes e modelos de negócios inovadores. No entanto, vulnerabilidades na cadeia de suprimentos—especialmente a dependência de alguns países para minerais críticos—e riscos geopolíticos exigem diversificação de fontes e gestão responsável dos recursos.  </w:t>
+        <w:t xml:space="preserve">Ao mesmo tempo, os mercados de energia renovável estão se transformando rapidamente. Até 2030, quase metade da matriz energética global deve vir de fontes renováveis, impulsionada pela redução dos custos tecnológicos, políticas inteligentes e modelos de negócios inovadores. No entanto, vulnerabilidades na cadeia de suprimentos—especialmente a dependência de alguns países por minerais críticos—e riscos geopolíticos exigem diversificação de fontes e gestão responsável dos recursos.  </w:t>
       </w:r>
     </w:p>
     <w:p>
